--- a/assets/Salil_Gokhale_AI_Generalist_Resume.docx
+++ b/assets/Salil_Gokhale_AI_Generalist_Resume.docx
@@ -77,7 +77,7 @@
         </w:rPr>
         <w:t xml:space="preserve">  |  </w:t>
       </w:r>
-      <w:hyperlink w:history="1" r:id="rIdk8jxq0fz6mp7ev8sscujc">
+      <w:hyperlink w:history="1" r:id="rIdagxzi6-auqzjg_kuvbcrm">
         <w:r>
           <w:rPr>
             <w:rFonts w:ascii="Arial" w:cs="Arial" w:eastAsia="Arial" w:hAnsi="Arial"/>
@@ -95,7 +95,7 @@
         <w:spacing w:after="40"/>
         <w:jc w:val="center"/>
       </w:pPr>
-      <w:hyperlink w:history="1" r:id="rIdyoggzdjestaf6tn2t9bqe">
+      <w:hyperlink w:history="1" r:id="rIdsv7ti_ts1thkzjqsr0itb">
         <w:r>
           <w:rPr>
             <w:rFonts w:ascii="Arial" w:cs="Arial" w:eastAsia="Arial" w:hAnsi="Arial"/>
@@ -116,7 +116,7 @@
         </w:rPr>
         <w:t xml:space="preserve">  |  </w:t>
       </w:r>
-      <w:hyperlink w:history="1" r:id="rIdiu5lycla7xibned7blgvy">
+      <w:hyperlink w:history="1" r:id="rIdkl1n8mqsiwxc2ppat0scu">
         <w:r>
           <w:rPr>
             <w:rFonts w:ascii="Arial" w:cs="Arial" w:eastAsia="Arial" w:hAnsi="Arial"/>
@@ -159,7 +159,7 @@
           <w:sz w:val="20"/>
           <w:szCs w:val="20"/>
         </w:rPr>
-        <w:t xml:space="preserve">AI Generalist who applies Generative AI, prompt engineering and AI tools to research, analytics, automation and content workflows. Certified through the Google AI Professional Certificate and the be10x AI Generalist program, with applied GenAI workflow automation practice from the Vista Equity Partners AI in Action job simulation. Builds and tests AI-assisted applications, from a fitness companion with server-side AI workout generation to a no-code Python data analysis tool, and evaluates AI output for accuracy, reliability and responsible use.</w:t>
+        <w:t xml:space="preserve">AI Generalist who applies Generative AI, prompt engineering and AI tools to research, analytics, automation and content workflows. Certified through the Google AI Professional Certificate and the be10x AI Generalist program, with applied GenAI workflow automation practice from the Vista Equity Partners AI in Action job simulation. Builds and tests AI-assisted applications, from SBMA AI, a published AI data analysis command center, to a no-code Python data analysis tool, and evaluates AI output for accuracy, reliability and responsible use.</w:t>
       </w:r>
     </w:p>
     <w:p>
@@ -348,102 +348,6 @@
           <w:szCs w:val="21"/>
         </w:rPr>
         <w:t xml:space="preserve">AI PROJECTS</w:t>
-      </w:r>
-    </w:p>
-    <w:p>
-      <w:pPr>
-        <w:tabs>
-          <w:tab w:val="right" w:pos="10466"/>
-        </w:tabs>
-        <w:spacing w:after="20" w:before="60"/>
-      </w:pPr>
-      <w:r>
-        <w:rPr>
-          <w:rFonts w:ascii="Arial" w:cs="Arial" w:eastAsia="Arial" w:hAnsi="Arial"/>
-          <w:b/>
-          <w:bCs/>
-          <w:color w:val="1A1A1A"/>
-          <w:sz w:val="20"/>
-          <w:szCs w:val="20"/>
-        </w:rPr>
-        <w:t xml:space="preserve">FitAI — AI-Powered Fitness &amp; Workout Companion</w:t>
-      </w:r>
-      <w:r>
-        <w:rPr>
-          <w:rFonts w:ascii="Arial" w:cs="Arial" w:eastAsia="Arial" w:hAnsi="Arial"/>
-          <w:i/>
-          <w:iCs/>
-          <w:color w:val="444444"/>
-          <w:sz w:val="20"/>
-          <w:szCs w:val="20"/>
-        </w:rPr>
-        <w:t xml:space="preserve"> — Self-initiated AI product</w:t>
-      </w:r>
-      <w:r>
-        <w:rPr>
-          <w:rFonts w:ascii="Arial" w:cs="Arial" w:eastAsia="Arial" w:hAnsi="Arial"/>
-          <w:color w:val="444444"/>
-          <w:sz w:val="19"/>
-          <w:szCs w:val="19"/>
-        </w:rPr>
-        <w:t xml:space="preserve">	2026</w:t>
-      </w:r>
-    </w:p>
-    <w:p>
-      <w:pPr>
-        <w:pStyle w:val="ListParagraph"/>
-        <w:numPr>
-          <w:ilvl w:val="0"/>
-          <w:numId w:val="2"/>
-        </w:numPr>
-        <w:spacing w:after="20"/>
-      </w:pPr>
-      <w:r>
-        <w:rPr>
-          <w:rFonts w:ascii="Arial" w:cs="Arial" w:eastAsia="Arial" w:hAnsi="Arial"/>
-          <w:color w:val="1A1A1A"/>
-          <w:sz w:val="19"/>
-          <w:szCs w:val="19"/>
-        </w:rPr>
-        <w:t xml:space="preserve">Researched user needs through UX research, competitive analysis and a live Google Forms user survey.</w:t>
-      </w:r>
-    </w:p>
-    <w:p>
-      <w:pPr>
-        <w:pStyle w:val="ListParagraph"/>
-        <w:numPr>
-          <w:ilvl w:val="0"/>
-          <w:numId w:val="2"/>
-        </w:numPr>
-        <w:spacing w:after="20"/>
-      </w:pPr>
-      <w:r>
-        <w:rPr>
-          <w:rFonts w:ascii="Arial" w:cs="Arial" w:eastAsia="Arial" w:hAnsi="Arial"/>
-          <w:color w:val="1A1A1A"/>
-          <w:sz w:val="19"/>
-          <w:szCs w:val="19"/>
-        </w:rPr>
-        <w:t xml:space="preserve">Designed information architecture, user flows and a high-fidelity interactive prototype covering onboarding, workouts and an AI coach.</w:t>
-      </w:r>
-    </w:p>
-    <w:p>
-      <w:pPr>
-        <w:pStyle w:val="ListParagraph"/>
-        <w:numPr>
-          <w:ilvl w:val="0"/>
-          <w:numId w:val="2"/>
-        </w:numPr>
-        <w:spacing w:after="20"/>
-      </w:pPr>
-      <w:r>
-        <w:rPr>
-          <w:rFonts w:ascii="Arial" w:cs="Arial" w:eastAsia="Arial" w:hAnsi="Arial"/>
-          <w:color w:val="1A1A1A"/>
-          <w:sz w:val="19"/>
-          <w:szCs w:val="19"/>
-        </w:rPr>
-        <w:t xml:space="preserve">Built and deployed a Node.js, Express and PostgreSQL backend on Render with authentication, progress tracking and server-side AI workout generation, using AI-assisted development.</w:t>
       </w:r>
     </w:p>
     <w:p>
@@ -969,10 +873,6 @@
 </w:document>
 </file>
 
-<file path=word/comments.xml><?xml version="1.0" encoding="utf-8"?>
-<w:comments xmlns:cx="http://schemas.microsoft.com/office/drawing/2014/chartex" xmlns:cx1="http://schemas.microsoft.com/office/drawing/2015/9/8/chartex" xmlns:cx2="http://schemas.microsoft.com/office/drawing/2015/10/21/chartex" xmlns:cx3="http://schemas.microsoft.com/office/drawing/2016/5/9/chartex" xmlns:cx4="http://schemas.microsoft.com/office/drawing/2016/5/10/chartex" xmlns:cx5="http://schemas.microsoft.com/office/drawing/2016/5/11/chartex" xmlns:cx6="http://schemas.microsoft.com/office/drawing/2016/5/12/chartex" xmlns:cx7="http://schemas.microsoft.com/office/drawing/2016/5/13/chartex" xmlns:cx8="http://schemas.microsoft.com/office/drawing/2016/5/14/chartex" xmlns:mc="http://schemas.openxmlformats.org/markup-compatibility/2006" xmlns:aink="http://schemas.microsoft.com/office/drawing/2016/ink" xmlns:am3d="http://schemas.microsoft.com/office/drawing/2017/model3d" xmlns:o="urn:schemas-microsoft-com:office:office" xmlns:r="http://schemas.openxmlformats.org/officeDocument/2006/relationships" xmlns:m="http://schemas.openxmlformats.org/officeDocument/2006/math" xmlns:v="urn:schemas-microsoft-com:vml" xmlns:wp14="http://schemas.microsoft.com/office/word/2010/wordprocessingDrawing" xmlns:wp="http://schemas.openxmlformats.org/drawingml/2006/wordprocessingDrawing" xmlns:w10="urn:schemas-microsoft-com:office:word" xmlns:w="http://schemas.openxmlformats.org/wordprocessingml/2006/main" xmlns:w14="http://schemas.microsoft.com/office/word/2010/wordml" xmlns:w15="http://schemas.microsoft.com/office/word/2012/wordml" xmlns:w16cex="http://schemas.microsoft.com/office/word/2018/wordml/cex" xmlns:w16cid="http://schemas.microsoft.com/office/word/2016/wordml/cid" xmlns:w16="http://schemas.microsoft.com/office/word/2018/wordml" xmlns:w16sdtdh="http://schemas.microsoft.com/office/word/2020/wordml/sdtdatahash" xmlns:w16se="http://schemas.microsoft.com/office/word/2015/wordml/symex" xmlns:wpg="http://schemas.microsoft.com/office/word/2010/wordprocessingGroup" xmlns:wpi="http://schemas.microsoft.com/office/word/2010/wordprocessingInk" xmlns:wne="http://schemas.microsoft.com/office/word/2006/wordml" xmlns:wps="http://schemas.microsoft.com/office/word/2010/wordprocessingShape"/>
-</file>
-
 <file path=word/endnotes.xml><?xml version="1.0" encoding="utf-8"?>
 <w:endnotes xmlns:wpc="http://schemas.microsoft.com/office/word/2010/wordprocessingCanvas" xmlns:mc="http://schemas.openxmlformats.org/markup-compatibility/2006" xmlns:o="urn:schemas-microsoft-com:office:office" xmlns:r="http://schemas.openxmlformats.org/officeDocument/2006/relationships" xmlns:m="http://schemas.openxmlformats.org/officeDocument/2006/math" xmlns:v="urn:schemas-microsoft-com:vml" xmlns:wp14="http://schemas.microsoft.com/office/word/2010/wordprocessingDrawing" xmlns:wp="http://schemas.openxmlformats.org/drawingml/2006/wordprocessingDrawing" xmlns:w10="urn:schemas-microsoft-com:office:word" xmlns:w="http://schemas.openxmlformats.org/wordprocessingml/2006/main" xmlns:w14="http://schemas.microsoft.com/office/word/2010/wordml" xmlns:w15="http://schemas.microsoft.com/office/word/2012/wordml" xmlns:wpg="http://schemas.microsoft.com/office/word/2010/wordprocessingGroup" xmlns:wpi="http://schemas.microsoft.com/office/word/2010/wordprocessingInk" xmlns:wne="http://schemas.microsoft.com/office/word/2006/wordml" xmlns:wps="http://schemas.microsoft.com/office/word/2010/wordprocessingShape" mc:Ignorable="w14 w15 wp14">
   <w:endnote w:type="separator" w:id="-1">
@@ -1051,7 +951,7 @@
 <w:numbering xmlns:wpc="http://schemas.microsoft.com/office/word/2010/wordprocessingCanvas" xmlns:mc="http://schemas.openxmlformats.org/markup-compatibility/2006" xmlns:o="urn:schemas-microsoft-com:office:office" xmlns:r="http://schemas.openxmlformats.org/officeDocument/2006/relationships" xmlns:m="http://schemas.openxmlformats.org/officeDocument/2006/math" xmlns:v="urn:schemas-microsoft-com:vml" xmlns:wp14="http://schemas.microsoft.com/office/word/2010/wordprocessingDrawing" xmlns:wp="http://schemas.openxmlformats.org/drawingml/2006/wordprocessingDrawing" xmlns:w10="urn:schemas-microsoft-com:office:word" xmlns:w="http://schemas.openxmlformats.org/wordprocessingml/2006/main" xmlns:w14="http://schemas.microsoft.com/office/word/2010/wordml" xmlns:w15="http://schemas.microsoft.com/office/word/2012/wordml" xmlns:wpg="http://schemas.microsoft.com/office/word/2010/wordprocessingGroup" xmlns:wpi="http://schemas.microsoft.com/office/word/2010/wordprocessingInk" xmlns:wne="http://schemas.microsoft.com/office/word/2006/wordml" xmlns:wps="http://schemas.microsoft.com/office/word/2010/wordprocessingShape" mc:Ignorable="w14 w15 wp14">
   <w:abstractNum w:abstractNumId="1" w15:restartNumberingAfterBreak="0">
     <w:multiLevelType w:val="hybridMultilevel"/>
-    <w:lvl w:ilvl="0" w15:tentative="1">
+    <w:lvl w:ilvl="0" w:tentative="1">
       <w:start w:val="1"/>
       <w:numFmt w:val="bullet"/>
       <w:lvlText w:val="●"/>
@@ -1060,7 +960,7 @@
         <w:ind w:left="720" w:hanging="360"/>
       </w:pPr>
     </w:lvl>
-    <w:lvl w:ilvl="1" w15:tentative="1">
+    <w:lvl w:ilvl="1" w:tentative="1">
       <w:start w:val="1"/>
       <w:numFmt w:val="bullet"/>
       <w:lvlText w:val="○"/>
@@ -1069,7 +969,7 @@
         <w:ind w:left="1440" w:hanging="360"/>
       </w:pPr>
     </w:lvl>
-    <w:lvl w:ilvl="2" w15:tentative="1">
+    <w:lvl w:ilvl="2" w:tentative="1">
       <w:start w:val="1"/>
       <w:numFmt w:val="bullet"/>
       <w:lvlText w:val="■"/>
@@ -1078,7 +978,7 @@
         <w:ind w:left="2160" w:hanging="360"/>
       </w:pPr>
     </w:lvl>
-    <w:lvl w:ilvl="3" w15:tentative="1">
+    <w:lvl w:ilvl="3" w:tentative="1">
       <w:start w:val="1"/>
       <w:numFmt w:val="bullet"/>
       <w:lvlText w:val="●"/>
@@ -1087,7 +987,7 @@
         <w:ind w:left="2880" w:hanging="360"/>
       </w:pPr>
     </w:lvl>
-    <w:lvl w:ilvl="4" w15:tentative="1">
+    <w:lvl w:ilvl="4" w:tentative="1">
       <w:start w:val="1"/>
       <w:numFmt w:val="bullet"/>
       <w:lvlText w:val="○"/>
@@ -1096,7 +996,7 @@
         <w:ind w:left="3600" w:hanging="360"/>
       </w:pPr>
     </w:lvl>
-    <w:lvl w:ilvl="5" w15:tentative="1">
+    <w:lvl w:ilvl="5" w:tentative="1">
       <w:start w:val="1"/>
       <w:numFmt w:val="bullet"/>
       <w:lvlText w:val="■"/>
@@ -1105,7 +1005,7 @@
         <w:ind w:left="4320" w:hanging="360"/>
       </w:pPr>
     </w:lvl>
-    <w:lvl w:ilvl="6" w15:tentative="1">
+    <w:lvl w:ilvl="6" w:tentative="1">
       <w:start w:val="1"/>
       <w:numFmt w:val="bullet"/>
       <w:lvlText w:val="●"/>
@@ -1114,7 +1014,7 @@
         <w:ind w:left="5040" w:hanging="360"/>
       </w:pPr>
     </w:lvl>
-    <w:lvl w:ilvl="7" w15:tentative="1">
+    <w:lvl w:ilvl="7" w:tentative="1">
       <w:start w:val="1"/>
       <w:numFmt w:val="bullet"/>
       <w:lvlText w:val="●"/>
@@ -1123,7 +1023,7 @@
         <w:ind w:left="5760" w:hanging="360"/>
       </w:pPr>
     </w:lvl>
-    <w:lvl w:ilvl="8" w15:tentative="1">
+    <w:lvl w:ilvl="8" w:tentative="1">
       <w:start w:val="1"/>
       <w:numFmt w:val="bullet"/>
       <w:lvlText w:val="●"/>
@@ -1135,7 +1035,7 @@
   </w:abstractNum>
   <w:abstractNum w:abstractNumId="2" w15:restartNumberingAfterBreak="0">
     <w:multiLevelType w:val="hybridMultilevel"/>
-    <w:lvl w:ilvl="0" w15:tentative="1">
+    <w:lvl w:ilvl="0" w:tentative="1">
       <w:start w:val="1"/>
       <w:numFmt w:val="bullet"/>
       <w:lvlText w:val="•"/>
@@ -1172,6 +1072,25 @@
     </w:rPrDefault>
     <w:pPrDefault/>
   </w:docDefaults>
+  <w:style w:type="paragraph" w:styleId="Normal" w:default="1">
+    <w:name w:val="Normal"/>
+    <w:qFormat/>
+  </w:style>
+  <w:style w:type="table" w:styleId="TableNormal" w:default="true">
+    <w:name w:val="Normal Table"/>
+    <w:uiPriority w:val="99"/>
+    <w:semiHidden/>
+    <w:unhideWhenUsed/>
+    <w:tblPr>
+      <w:tblInd w:type="dxa" w:w="0"/>
+      <w:tblCellMar>
+        <w:top w:type="dxa" w:w="0"/>
+        <w:left w:type="dxa" w:w="108"/>
+        <w:bottom w:type="dxa" w:w="0"/>
+        <w:right w:type="dxa" w:w="108"/>
+      </w:tblCellMar>
+    </w:tblPr>
+  </w:style>
   <w:style w:type="paragraph" w:styleId="Title">
     <w:name w:val="Title"/>
     <w:basedOn w:val="Normal"/>
@@ -1258,6 +1177,139 @@
     <w:name w:val="List Paragraph"/>
     <w:basedOn w:val="Normal"/>
     <w:qFormat/>
+  </w:style>
+  <w:style w:type="paragraph" w:styleId="Caption">
+    <w:name w:val="caption"/>
+    <w:basedOn w:val="Normal"/>
+    <w:next w:val="Normal"/>
+    <w:uiPriority w:val="35"/>
+    <w:semiHidden/>
+    <w:unhideWhenUsed/>
+    <w:qFormat/>
+    <w:pPr>
+      <w:spacing w:after="200"/>
+    </w:pPr>
+    <w:rPr>
+      <w:i/>
+      <w:iCs/>
+      <w:color w:val="44546A" w:themeColor="dark2"/>
+      <w:sz w:val="18"/>
+      <w:szCs w:val="18"/>
+    </w:rPr>
+  </w:style>
+  <w:style w:type="paragraph" w:styleId="Bibliography">
+    <w:name w:val="Bibliography"/>
+    <w:basedOn w:val="Normal"/>
+    <w:next w:val="Normal"/>
+    <w:uiPriority w:val="37"/>
+    <w:unhideWhenUsed/>
+  </w:style>
+  <w:style w:type="paragraph" w:styleId="TOC1">
+    <w:name w:val="toc 1"/>
+    <w:basedOn w:val="Normal"/>
+    <w:next w:val="Normal"/>
+    <w:uiPriority w:val="39"/>
+    <w:semiHidden/>
+    <w:unhideWhenUsed/>
+    <w:pPr>
+      <w:spacing w:after="100"/>
+    </w:pPr>
+  </w:style>
+  <w:style w:type="paragraph" w:styleId="TOC2">
+    <w:name w:val="toc 2"/>
+    <w:basedOn w:val="Normal"/>
+    <w:next w:val="Normal"/>
+    <w:uiPriority w:val="39"/>
+    <w:semiHidden/>
+    <w:unhideWhenUsed/>
+    <w:pPr>
+      <w:spacing w:after="100"/>
+      <w:ind w:left="200"/>
+    </w:pPr>
+  </w:style>
+  <w:style w:type="paragraph" w:styleId="TOC3">
+    <w:name w:val="toc 3"/>
+    <w:basedOn w:val="Normal"/>
+    <w:next w:val="Normal"/>
+    <w:uiPriority w:val="39"/>
+    <w:semiHidden/>
+    <w:unhideWhenUsed/>
+    <w:pPr>
+      <w:spacing w:after="100"/>
+      <w:ind w:left="400"/>
+    </w:pPr>
+  </w:style>
+  <w:style w:type="paragraph" w:styleId="TOC4">
+    <w:name w:val="toc 4"/>
+    <w:basedOn w:val="Normal"/>
+    <w:next w:val="Normal"/>
+    <w:uiPriority w:val="39"/>
+    <w:semiHidden/>
+    <w:unhideWhenUsed/>
+    <w:pPr>
+      <w:spacing w:after="100"/>
+      <w:ind w:left="600"/>
+    </w:pPr>
+  </w:style>
+  <w:style w:type="paragraph" w:styleId="TOC5">
+    <w:name w:val="toc 5"/>
+    <w:basedOn w:val="Normal"/>
+    <w:next w:val="Normal"/>
+    <w:uiPriority w:val="39"/>
+    <w:semiHidden/>
+    <w:unhideWhenUsed/>
+    <w:pPr>
+      <w:spacing w:after="100"/>
+      <w:ind w:left="800"/>
+    </w:pPr>
+  </w:style>
+  <w:style w:type="paragraph" w:styleId="TOC6">
+    <w:name w:val="toc 6"/>
+    <w:basedOn w:val="Normal"/>
+    <w:next w:val="Normal"/>
+    <w:uiPriority w:val="39"/>
+    <w:semiHidden/>
+    <w:unhideWhenUsed/>
+    <w:pPr>
+      <w:spacing w:after="100"/>
+      <w:ind w:left="1000"/>
+    </w:pPr>
+  </w:style>
+  <w:style w:type="paragraph" w:styleId="TOC7">
+    <w:name w:val="toc 7"/>
+    <w:basedOn w:val="Normal"/>
+    <w:next w:val="Normal"/>
+    <w:uiPriority w:val="39"/>
+    <w:semiHidden/>
+    <w:unhideWhenUsed/>
+    <w:pPr>
+      <w:spacing w:after="100"/>
+      <w:ind w:left="1200"/>
+    </w:pPr>
+  </w:style>
+  <w:style w:type="paragraph" w:styleId="TOC8">
+    <w:name w:val="toc 8"/>
+    <w:basedOn w:val="Normal"/>
+    <w:next w:val="Normal"/>
+    <w:uiPriority w:val="39"/>
+    <w:semiHidden/>
+    <w:unhideWhenUsed/>
+    <w:pPr>
+      <w:spacing w:after="100"/>
+      <w:ind w:left="1400"/>
+    </w:pPr>
+  </w:style>
+  <w:style w:type="paragraph" w:styleId="TOC9">
+    <w:name w:val="toc 9"/>
+    <w:basedOn w:val="Normal"/>
+    <w:next w:val="Normal"/>
+    <w:uiPriority w:val="39"/>
+    <w:semiHidden/>
+    <w:unhideWhenUsed/>
+    <w:pPr>
+      <w:spacing w:after="100"/>
+      <w:ind w:left="1600"/>
+    </w:pPr>
   </w:style>
   <w:style w:type="character" w:styleId="Hyperlink">
     <w:name w:val="Hyperlink"/>
@@ -1343,5 +1395,302 @@
       <w:szCs w:val="20"/>
     </w:rPr>
   </w:style>
+  <w:style w:type="character" w:styleId="LineNumber">
+    <w:name w:val="line number"/>
+    <w:basedOn w:val="DefaultParagraphFont"/>
+    <w:uiPriority w:val="99"/>
+    <w:semiHidden/>
+    <w:unhideWhenUsed/>
+  </w:style>
 </w:styles>
+</file>
+
+<file path=word/theme/theme1.xml><?xml version="1.0" encoding="utf-8"?>
+<a:theme xmlns:a="http://schemas.openxmlformats.org/drawingml/2006/main" name="Office Theme">
+  <a:themeElements>
+    <a:clrScheme name="Office">
+      <a:dk1>
+        <a:sysClr val="windowText" lastClr="000000"/>
+      </a:dk1>
+      <a:lt1>
+        <a:sysClr val="window" lastClr="FFFFFF"/>
+      </a:lt1>
+      <a:dk2>
+        <a:srgbClr val="44546A"/>
+      </a:dk2>
+      <a:lt2>
+        <a:srgbClr val="E7E6E6"/>
+      </a:lt2>
+      <a:accent1>
+        <a:srgbClr val="4472C4"/>
+      </a:accent1>
+      <a:accent2>
+        <a:srgbClr val="ED7D31"/>
+      </a:accent2>
+      <a:accent3>
+        <a:srgbClr val="A5A5A5"/>
+      </a:accent3>
+      <a:accent4>
+        <a:srgbClr val="FFC000"/>
+      </a:accent4>
+      <a:accent5>
+        <a:srgbClr val="5B9BD5"/>
+      </a:accent5>
+      <a:accent6>
+        <a:srgbClr val="70AD47"/>
+      </a:accent6>
+      <a:hlink>
+        <a:srgbClr val="0563C1"/>
+      </a:hlink>
+      <a:folHlink>
+        <a:srgbClr val="954F72"/>
+      </a:folHlink>
+    </a:clrScheme>
+    <a:fontScheme name="Office">
+      <a:majorFont>
+        <a:latin typeface="Calibri Light" panose="020F0302020204030204"/>
+        <a:ea typeface=""/>
+        <a:cs typeface=""/>
+        <a:font script="Jpan" typeface="游ゴシック Light"/>
+        <a:font script="Hang" typeface="맑은 고딕"/>
+        <a:font script="Hans" typeface="等线 Light"/>
+        <a:font script="Hant" typeface="新細明體"/>
+        <a:font script="Arab" typeface="Times New Roman"/>
+        <a:font script="Hebr" typeface="Times New Roman"/>
+        <a:font script="Thai" typeface="Angsana New"/>
+        <a:font script="Ethi" typeface="Nyala"/>
+        <a:font script="Beng" typeface="Vrinda"/>
+        <a:font script="Gujr" typeface="Shruti"/>
+        <a:font script="Khmr" typeface="MoolBoran"/>
+        <a:font script="Knda" typeface="Tunga"/>
+        <a:font script="Guru" typeface="Raavi"/>
+        <a:font script="Cans" typeface="Euphemia"/>
+        <a:font script="Cher" typeface="Plantagenet Cherokee"/>
+        <a:font script="Yiii" typeface="Microsoft Yi Baiti"/>
+        <a:font script="Tibt" typeface="Microsoft Himalaya"/>
+        <a:font script="Thaa" typeface="MV Boli"/>
+        <a:font script="Deva" typeface="Mangal"/>
+        <a:font script="Telu" typeface="Gautami"/>
+        <a:font script="Taml" typeface="Latha"/>
+        <a:font script="Syrc" typeface="Estrangelo Edessa"/>
+        <a:font script="Orya" typeface="Kalinga"/>
+        <a:font script="Mlym" typeface="Kartika"/>
+        <a:font script="Laoo" typeface="DokChampa"/>
+        <a:font script="Sinh" typeface="Iskoola Pota"/>
+        <a:font script="Mong" typeface="Mongolian Baiti"/>
+        <a:font script="Viet" typeface="Times New Roman"/>
+        <a:font script="Uigh" typeface="Microsoft Uighur"/>
+        <a:font script="Geor" typeface="Sylfaen"/>
+        <a:font script="Armn" typeface="Arial"/>
+        <a:font script="Bugi" typeface="Leelawadee UI"/>
+        <a:font script="Bopo" typeface="Microsoft JhengHei"/>
+        <a:font script="Java" typeface="Javanese Text"/>
+        <a:font script="Lisu" typeface="Segoe UI"/>
+        <a:font script="Mymr" typeface="Myanmar Text"/>
+        <a:font script="Nkoo" typeface="Ebrima"/>
+        <a:font script="Olck" typeface="Nirmala UI"/>
+        <a:font script="Osma" typeface="Ebrima"/>
+        <a:font script="Phag" typeface="Phagspa"/>
+        <a:font script="Syrn" typeface="Estrangelo Edessa"/>
+        <a:font script="Syrj" typeface="Estrangelo Edessa"/>
+        <a:font script="Syre" typeface="Estrangelo Edessa"/>
+        <a:font script="Sora" typeface="Nirmala UI"/>
+        <a:font script="Tale" typeface="Microsoft Tai Le"/>
+        <a:font script="Talu" typeface="Microsoft New Tai Lue"/>
+        <a:font script="Tfng" typeface="Ebrima"/>
+      </a:majorFont>
+      <a:minorFont>
+        <a:latin typeface="Calibri" panose="020F0502020204030204"/>
+        <a:ea typeface=""/>
+        <a:cs typeface=""/>
+        <a:font script="Jpan" typeface="游明朝"/>
+        <a:font script="Hang" typeface="맑은 고딕"/>
+        <a:font script="Hans" typeface="等线"/>
+        <a:font script="Hant" typeface="新細明體"/>
+        <a:font script="Arab" typeface="Arial"/>
+        <a:font script="Hebr" typeface="Arial"/>
+        <a:font script="Thai" typeface="Cordia New"/>
+        <a:font script="Ethi" typeface="Nyala"/>
+        <a:font script="Beng" typeface="Vrinda"/>
+        <a:font script="Gujr" typeface="Shruti"/>
+        <a:font script="Khmr" typeface="DaunPenh"/>
+        <a:font script="Knda" typeface="Tunga"/>
+        <a:font script="Guru" typeface="Raavi"/>
+        <a:font script="Cans" typeface="Euphemia"/>
+        <a:font script="Cher" typeface="Plantagenet Cherokee"/>
+        <a:font script="Yiii" typeface="Microsoft Yi Baiti"/>
+        <a:font script="Tibt" typeface="Microsoft Himalaya"/>
+        <a:font script="Thaa" typeface="MV Boli"/>
+        <a:font script="Deva" typeface="Mangal"/>
+        <a:font script="Telu" typeface="Gautami"/>
+        <a:font script="Taml" typeface="Latha"/>
+        <a:font script="Syrc" typeface="Estrangelo Edessa"/>
+        <a:font script="Orya" typeface="Kalinga"/>
+        <a:font script="Mlym" typeface="Kartika"/>
+        <a:font script="Laoo" typeface="DokChampa"/>
+        <a:font script="Sinh" typeface="Iskoola Pota"/>
+        <a:font script="Mong" typeface="Mongolian Baiti"/>
+        <a:font script="Viet" typeface="Arial"/>
+        <a:font script="Uigh" typeface="Microsoft Uighur"/>
+        <a:font script="Geor" typeface="Sylfaen"/>
+        <a:font script="Armn" typeface="Arial"/>
+        <a:font script="Bugi" typeface="Leelawadee UI"/>
+        <a:font script="Bopo" typeface="Microsoft JhengHei"/>
+        <a:font script="Java" typeface="Javanese Text"/>
+        <a:font script="Lisu" typeface="Segoe UI"/>
+        <a:font script="Mymr" typeface="Myanmar Text"/>
+        <a:font script="Nkoo" typeface="Ebrima"/>
+        <a:font script="Olck" typeface="Nirmala UI"/>
+        <a:font script="Osma" typeface="Ebrima"/>
+        <a:font script="Phag" typeface="Phagspa"/>
+        <a:font script="Syrn" typeface="Estrangelo Edessa"/>
+        <a:font script="Syrj" typeface="Estrangelo Edessa"/>
+        <a:font script="Syre" typeface="Estrangelo Edessa"/>
+        <a:font script="Sora" typeface="Nirmala UI"/>
+        <a:font script="Tale" typeface="Microsoft Tai Le"/>
+        <a:font script="Talu" typeface="Microsoft New Tai Lue"/>
+        <a:font script="Tfng" typeface="Ebrima"/>
+      </a:minorFont>
+    </a:fontScheme>
+    <a:fmtScheme name="Office">
+      <a:fillStyleLst>
+        <a:solidFill>
+          <a:schemeClr val="phClr"/>
+        </a:solidFill>
+        <a:gradFill rotWithShape="true">
+          <a:gsLst>
+            <a:gs pos="0">
+              <a:schemeClr val="phClr">
+                <a:lumMod val="110000"/>
+                <a:satMod val="105000"/>
+                <a:tint val="67000"/>
+              </a:schemeClr>
+            </a:gs>
+            <a:gs pos="50000">
+              <a:schemeClr val="phClr">
+                <a:lumMod val="105000"/>
+                <a:satMod val="103000"/>
+                <a:tint val="73000"/>
+              </a:schemeClr>
+            </a:gs>
+            <a:gs pos="100000">
+              <a:schemeClr val="phClr">
+                <a:lumMod val="105000"/>
+                <a:satMod val="109000"/>
+                <a:tint val="81000"/>
+              </a:schemeClr>
+            </a:gs>
+          </a:gsLst>
+          <a:lin ang="5400000" scaled="false"/>
+        </a:gradFill>
+        <a:gradFill rotWithShape="true">
+          <a:gsLst>
+            <a:gs pos="0">
+              <a:schemeClr val="phClr">
+                <a:satMod val="103000"/>
+                <a:lumMod val="102000"/>
+                <a:tint val="94000"/>
+              </a:schemeClr>
+            </a:gs>
+            <a:gs pos="50000">
+              <a:schemeClr val="phClr">
+                <a:satMod val="110000"/>
+                <a:lumMod val="100000"/>
+                <a:shade val="100000"/>
+              </a:schemeClr>
+            </a:gs>
+            <a:gs pos="100000">
+              <a:schemeClr val="phClr">
+                <a:lumMod val="99000"/>
+                <a:satMod val="120000"/>
+                <a:shade val="78000"/>
+              </a:schemeClr>
+            </a:gs>
+          </a:gsLst>
+          <a:lin ang="5400000" scaled="false"/>
+        </a:gradFill>
+      </a:fillStyleLst>
+      <a:lnStyleLst>
+        <a:ln w="6350" cap="flat" cmpd="sng" algn="ctr">
+          <a:solidFill>
+            <a:schemeClr val="phClr"/>
+          </a:solidFill>
+          <a:prstDash val="solid"/>
+          <a:miter lim="800000"/>
+        </a:ln>
+        <a:ln w="12700" cap="flat" cmpd="sng" algn="ctr">
+          <a:solidFill>
+            <a:schemeClr val="phClr"/>
+          </a:solidFill>
+          <a:prstDash val="solid"/>
+          <a:miter lim="800000"/>
+        </a:ln>
+        <a:ln w="19050" cap="flat" cmpd="sng" algn="ctr">
+          <a:solidFill>
+            <a:schemeClr val="phClr"/>
+          </a:solidFill>
+          <a:prstDash val="solid"/>
+          <a:miter lim="800000"/>
+        </a:ln>
+      </a:lnStyleLst>
+      <a:effectStyleLst>
+        <a:effectStyle>
+          <a:effectLst/>
+        </a:effectStyle>
+        <a:effectStyle>
+          <a:effectLst/>
+        </a:effectStyle>
+        <a:effectStyle>
+          <a:effectLst>
+            <a:outerShdw blurRad="57150" dist="19050" dir="5400000" algn="ctr" rotWithShape="false">
+              <a:srgbClr val="000000">
+                <a:alpha val="63000"/>
+              </a:srgbClr>
+            </a:outerShdw>
+          </a:effectLst>
+        </a:effectStyle>
+      </a:effectStyleLst>
+      <a:bgFillStyleLst>
+        <a:solidFill>
+          <a:schemeClr val="phClr"/>
+        </a:solidFill>
+        <a:solidFill>
+          <a:schemeClr val="phClr">
+            <a:tint val="95000"/>
+            <a:satMod val="170000"/>
+          </a:schemeClr>
+        </a:solidFill>
+        <a:gradFill rotWithShape="true">
+          <a:gsLst>
+            <a:gs pos="0">
+              <a:schemeClr val="phClr">
+                <a:tint val="93000"/>
+                <a:satMod val="150000"/>
+                <a:shade val="98000"/>
+                <a:lumMod val="102000"/>
+              </a:schemeClr>
+            </a:gs>
+            <a:gs pos="50000">
+              <a:schemeClr val="phClr">
+                <a:tint val="98000"/>
+                <a:satMod val="130000"/>
+                <a:shade val="90000"/>
+                <a:lumMod val="103000"/>
+              </a:schemeClr>
+            </a:gs>
+            <a:gs pos="100000">
+              <a:schemeClr val="phClr">
+                <a:shade val="63000"/>
+                <a:satMod val="120000"/>
+              </a:schemeClr>
+            </a:gs>
+          </a:gsLst>
+          <a:lin ang="5400000" scaled="false"/>
+        </a:gradFill>
+      </a:bgFillStyleLst>
+    </a:fmtScheme>
+  </a:themeElements>
+  <a:objectDefaults/>
+  <a:extraClrSchemeLst/>
+</a:theme>
 </file>
--- a/assets/Salil_Gokhale_AI_Generalist_Resume.docx
+++ b/assets/Salil_Gokhale_AI_Generalist_Resume.docx
@@ -77,7 +77,7 @@
         </w:rPr>
         <w:t xml:space="preserve">  |  </w:t>
       </w:r>
-      <w:hyperlink w:history="1" r:id="rIdagxzi6-auqzjg_kuvbcrm">
+      <w:hyperlink w:history="1" r:id="rId5nyk3zxkxoerhzrikuu2k">
         <w:r>
           <w:rPr>
             <w:rFonts w:ascii="Arial" w:cs="Arial" w:eastAsia="Arial" w:hAnsi="Arial"/>
@@ -95,7 +95,7 @@
         <w:spacing w:after="40"/>
         <w:jc w:val="center"/>
       </w:pPr>
-      <w:hyperlink w:history="1" r:id="rIdsv7ti_ts1thkzjqsr0itb">
+      <w:hyperlink w:history="1" r:id="rIdx_-zjys27jovakvjtxdyq">
         <w:r>
           <w:rPr>
             <w:rFonts w:ascii="Arial" w:cs="Arial" w:eastAsia="Arial" w:hAnsi="Arial"/>
@@ -116,7 +116,7 @@
         </w:rPr>
         <w:t xml:space="preserve">  |  </w:t>
       </w:r>
-      <w:hyperlink w:history="1" r:id="rIdkl1n8mqsiwxc2ppat0scu">
+      <w:hyperlink w:history="1" r:id="rIdslgkcnw7ymvwjarku6vtr">
         <w:r>
           <w:rPr>
             <w:rFonts w:ascii="Arial" w:cs="Arial" w:eastAsia="Arial" w:hAnsi="Arial"/>
@@ -781,22 +781,27 @@
       <w:r>
         <w:rPr>
           <w:rFonts w:ascii="Arial" w:cs="Arial" w:eastAsia="Arial" w:hAnsi="Arial"/>
+          <w:color w:val="444444"/>
+          <w:sz w:val="19"/>
+          <w:szCs w:val="19"/>
+        </w:rPr>
+        <w:t xml:space="preserve">	2026 – 2028 (expected)</w:t>
+      </w:r>
+    </w:p>
+    <w:p>
+      <w:pPr>
+        <w:spacing w:after="30"/>
+      </w:pPr>
+      <w:r>
+        <w:rPr>
+          <w:rFonts w:ascii="Arial" w:cs="Arial" w:eastAsia="Arial" w:hAnsi="Arial"/>
           <w:i/>
           <w:iCs/>
           <w:color w:val="444444"/>
-          <w:sz w:val="20"/>
-          <w:szCs w:val="20"/>
-        </w:rPr>
-        <w:t xml:space="preserve"> — DY Patil University</w:t>
-      </w:r>
-      <w:r>
-        <w:rPr>
-          <w:rFonts w:ascii="Arial" w:cs="Arial" w:eastAsia="Arial" w:hAnsi="Arial"/>
-          <w:color w:val="444444"/>
-          <w:sz w:val="19"/>
-          <w:szCs w:val="19"/>
-        </w:rPr>
-        <w:t xml:space="preserve">	2026 – 2028 (expected)</w:t>
+          <w:sz w:val="19"/>
+          <w:szCs w:val="19"/>
+        </w:rPr>
+        <w:t xml:space="preserve">Dr. DY Patil University (Online), Navi Mumbai, Maharashtra</w:t>
       </w:r>
     </w:p>
     <w:p>
@@ -820,22 +825,27 @@
       <w:r>
         <w:rPr>
           <w:rFonts w:ascii="Arial" w:cs="Arial" w:eastAsia="Arial" w:hAnsi="Arial"/>
+          <w:color w:val="444444"/>
+          <w:sz w:val="19"/>
+          <w:szCs w:val="19"/>
+        </w:rPr>
+        <w:t xml:space="preserve">	2024</w:t>
+      </w:r>
+    </w:p>
+    <w:p>
+      <w:pPr>
+        <w:spacing w:after="30"/>
+      </w:pPr>
+      <w:r>
+        <w:rPr>
+          <w:rFonts w:ascii="Arial" w:cs="Arial" w:eastAsia="Arial" w:hAnsi="Arial"/>
           <w:i/>
           <w:iCs/>
           <w:color w:val="444444"/>
-          <w:sz w:val="20"/>
-          <w:szCs w:val="20"/>
-        </w:rPr>
-        <w:t xml:space="preserve"> — Dhote Bandhu Science College, Gondia, Maharashtra</w:t>
-      </w:r>
-      <w:r>
-        <w:rPr>
-          <w:rFonts w:ascii="Arial" w:cs="Arial" w:eastAsia="Arial" w:hAnsi="Arial"/>
-          <w:color w:val="444444"/>
-          <w:sz w:val="19"/>
-          <w:szCs w:val="19"/>
-        </w:rPr>
-        <w:t xml:space="preserve">	2024</w:t>
+          <w:sz w:val="19"/>
+          <w:szCs w:val="19"/>
+        </w:rPr>
+        <w:t xml:space="preserve">Dhote Bandhu Science College, Gondia, Maharashtra</w:t>
       </w:r>
     </w:p>
     <w:p>

--- a/assets/Salil_Gokhale_AI_Generalist_Resume.docx
+++ b/assets/Salil_Gokhale_AI_Generalist_Resume.docx
@@ -77,7 +77,7 @@
         </w:rPr>
         <w:t xml:space="preserve">  |  </w:t>
       </w:r>
-      <w:hyperlink w:history="1" r:id="rId5nyk3zxkxoerhzrikuu2k">
+      <w:hyperlink w:history="1" r:id="rIdfhz2vwzua5ycbujisdm6t">
         <w:r>
           <w:rPr>
             <w:rFonts w:ascii="Arial" w:cs="Arial" w:eastAsia="Arial" w:hAnsi="Arial"/>
@@ -95,7 +95,7 @@
         <w:spacing w:after="40"/>
         <w:jc w:val="center"/>
       </w:pPr>
-      <w:hyperlink w:history="1" r:id="rIdx_-zjys27jovakvjtxdyq">
+      <w:hyperlink w:history="1" r:id="rIdurljotfoh1fkspy7pej1g">
         <w:r>
           <w:rPr>
             <w:rFonts w:ascii="Arial" w:cs="Arial" w:eastAsia="Arial" w:hAnsi="Arial"/>
@@ -116,7 +116,7 @@
         </w:rPr>
         <w:t xml:space="preserve">  |  </w:t>
       </w:r>
-      <w:hyperlink w:history="1" r:id="rIdslgkcnw7ymvwjarku6vtr">
+      <w:hyperlink w:history="1" r:id="rIdqa8pfkne1mi2dk278opkg">
         <w:r>
           <w:rPr>
             <w:rFonts w:ascii="Arial" w:cs="Arial" w:eastAsia="Arial" w:hAnsi="Arial"/>
@@ -126,6 +126,27 @@
             <w:u w:val="single"/>
           </w:rPr>
           <w:t xml:space="preserve">GitHub: github.com/Salil360-cyber</w:t>
+        </w:r>
+      </w:hyperlink>
+      <w:r>
+        <w:rPr>
+          <w:rFonts w:ascii="Arial" w:cs="Arial" w:eastAsia="Arial" w:hAnsi="Arial"/>
+          <w:color w:val="444444"/>
+          <w:sz w:val="19"/>
+          <w:szCs w:val="19"/>
+        </w:rPr>
+        <w:t xml:space="preserve">  |  </w:t>
+      </w:r>
+      <w:hyperlink w:history="1" r:id="rIdsdkn_rhal_6ks5g-j4lqg">
+        <w:r>
+          <w:rPr>
+            <w:rFonts w:ascii="Arial" w:cs="Arial" w:eastAsia="Arial" w:hAnsi="Arial"/>
+            <w:color w:val="1A1A1A"/>
+            <w:sz w:val="19"/>
+            <w:szCs w:val="19"/>
+            <w:u w:val="single"/>
+          </w:rPr>
+          <w:t xml:space="preserve">Portfolio: salil360-cyber.github.io</w:t>
         </w:r>
       </w:hyperlink>
     </w:p>
